--- a/Aptitude/Profit and loss.docx
+++ b/Aptitude/Profit and loss.docx
@@ -29,6 +29,7 @@
       </w:pPr>
       <w:r>
         <w:rPr>
+          <w:noProof/>
           <w:lang w:val="en-US"/>
         </w:rPr>
         <w:drawing>
@@ -75,6 +76,7 @@
       </w:r>
       <w:r>
         <w:rPr>
+          <w:noProof/>
           <w:lang w:val="en-US"/>
         </w:rPr>
         <w:drawing>
@@ -115,6 +117,7 @@
       </w:r>
       <w:r>
         <w:rPr>
+          <w:noProof/>
           <w:lang w:val="en-US"/>
         </w:rPr>
         <w:drawing>
@@ -162,6 +165,7 @@
       </w:pPr>
       <w:r>
         <w:rPr>
+          <w:noProof/>
           <w:lang w:val="en-US"/>
         </w:rPr>
         <w:lastRenderedPageBreak/>
@@ -209,6 +213,7 @@
       </w:r>
       <w:r>
         <w:rPr>
+          <w:noProof/>
           <w:lang w:val="en-US"/>
         </w:rPr>
         <w:drawing>
@@ -249,6 +254,7 @@
       </w:r>
       <w:r>
         <w:rPr>
+          <w:noProof/>
           <w:lang w:val="en-US"/>
         </w:rPr>
         <w:lastRenderedPageBreak/>
@@ -293,6 +299,268 @@
           <w:lang w:val="en-US"/>
         </w:rPr>
         <w:t xml:space="preserve"> </w:t>
+      </w:r>
+      <w:r>
+        <w:rPr>
+          <w:lang w:val="en-US"/>
+        </w:rPr>
+        <w:drawing>
+          <wp:inline distT="0" distB="0" distL="0" distR="0" wp14:anchorId="0D325859" wp14:editId="70093443">
+            <wp:extent cx="5731510" cy="2599690"/>
+            <wp:effectExtent l="0" t="0" r="2540" b="0"/>
+            <wp:docPr id="311127394" name="Picture 1"/>
+            <wp:cNvGraphicFramePr>
+              <a:graphicFrameLocks xmlns:a="http://schemas.openxmlformats.org/drawingml/2006/main" noChangeAspect="1"/>
+            </wp:cNvGraphicFramePr>
+            <a:graphic xmlns:a="http://schemas.openxmlformats.org/drawingml/2006/main">
+              <a:graphicData uri="http://schemas.openxmlformats.org/drawingml/2006/picture">
+                <pic:pic xmlns:pic="http://schemas.openxmlformats.org/drawingml/2006/picture">
+                  <pic:nvPicPr>
+                    <pic:cNvPr id="311127394" name=""/>
+                    <pic:cNvPicPr/>
+                  </pic:nvPicPr>
+                  <pic:blipFill>
+                    <a:blip r:embed="rId10"/>
+                    <a:stretch>
+                      <a:fillRect/>
+                    </a:stretch>
+                  </pic:blipFill>
+                  <pic:spPr>
+                    <a:xfrm>
+                      <a:off x="0" y="0"/>
+                      <a:ext cx="5731510" cy="2599690"/>
+                    </a:xfrm>
+                    <a:prstGeom prst="rect">
+                      <a:avLst/>
+                    </a:prstGeom>
+                  </pic:spPr>
+                </pic:pic>
+              </a:graphicData>
+            </a:graphic>
+          </wp:inline>
+        </w:drawing>
+      </w:r>
+      <w:r>
+        <w:rPr>
+          <w:lang w:val="en-US"/>
+        </w:rPr>
+        <w:drawing>
+          <wp:inline distT="0" distB="0" distL="0" distR="0" wp14:anchorId="5C8429DA" wp14:editId="554EABE1">
+            <wp:extent cx="5731510" cy="3418205"/>
+            <wp:effectExtent l="0" t="0" r="2540" b="0"/>
+            <wp:docPr id="1564680429" name="Picture 1"/>
+            <wp:cNvGraphicFramePr>
+              <a:graphicFrameLocks xmlns:a="http://schemas.openxmlformats.org/drawingml/2006/main" noChangeAspect="1"/>
+            </wp:cNvGraphicFramePr>
+            <a:graphic xmlns:a="http://schemas.openxmlformats.org/drawingml/2006/main">
+              <a:graphicData uri="http://schemas.openxmlformats.org/drawingml/2006/picture">
+                <pic:pic xmlns:pic="http://schemas.openxmlformats.org/drawingml/2006/picture">
+                  <pic:nvPicPr>
+                    <pic:cNvPr id="1564680429" name=""/>
+                    <pic:cNvPicPr/>
+                  </pic:nvPicPr>
+                  <pic:blipFill>
+                    <a:blip r:embed="rId11"/>
+                    <a:stretch>
+                      <a:fillRect/>
+                    </a:stretch>
+                  </pic:blipFill>
+                  <pic:spPr>
+                    <a:xfrm>
+                      <a:off x="0" y="0"/>
+                      <a:ext cx="5731510" cy="3418205"/>
+                    </a:xfrm>
+                    <a:prstGeom prst="rect">
+                      <a:avLst/>
+                    </a:prstGeom>
+                  </pic:spPr>
+                </pic:pic>
+              </a:graphicData>
+            </a:graphic>
+          </wp:inline>
+        </w:drawing>
+      </w:r>
+    </w:p>
+    <w:p>
+      <w:pPr>
+        <w:rPr>
+          <w:lang w:val="en-US"/>
+        </w:rPr>
+      </w:pPr>
+      <w:r>
+        <w:rPr>
+          <w:lang w:val="en-US"/>
+        </w:rPr>
+        <w:lastRenderedPageBreak/>
+        <w:drawing>
+          <wp:inline distT="0" distB="0" distL="0" distR="0" wp14:anchorId="5BB81B25" wp14:editId="3520739C">
+            <wp:extent cx="5731510" cy="3522345"/>
+            <wp:effectExtent l="0" t="0" r="2540" b="1905"/>
+            <wp:docPr id="83126957" name="Picture 1"/>
+            <wp:cNvGraphicFramePr>
+              <a:graphicFrameLocks xmlns:a="http://schemas.openxmlformats.org/drawingml/2006/main" noChangeAspect="1"/>
+            </wp:cNvGraphicFramePr>
+            <a:graphic xmlns:a="http://schemas.openxmlformats.org/drawingml/2006/main">
+              <a:graphicData uri="http://schemas.openxmlformats.org/drawingml/2006/picture">
+                <pic:pic xmlns:pic="http://schemas.openxmlformats.org/drawingml/2006/picture">
+                  <pic:nvPicPr>
+                    <pic:cNvPr id="83126957" name=""/>
+                    <pic:cNvPicPr/>
+                  </pic:nvPicPr>
+                  <pic:blipFill>
+                    <a:blip r:embed="rId12"/>
+                    <a:stretch>
+                      <a:fillRect/>
+                    </a:stretch>
+                  </pic:blipFill>
+                  <pic:spPr>
+                    <a:xfrm>
+                      <a:off x="0" y="0"/>
+                      <a:ext cx="5731510" cy="3522345"/>
+                    </a:xfrm>
+                    <a:prstGeom prst="rect">
+                      <a:avLst/>
+                    </a:prstGeom>
+                  </pic:spPr>
+                </pic:pic>
+              </a:graphicData>
+            </a:graphic>
+          </wp:inline>
+        </w:drawing>
+      </w:r>
+      <w:r>
+        <w:rPr>
+          <w:lang w:val="en-US"/>
+        </w:rPr>
+        <w:t xml:space="preserve"> </w:t>
+      </w:r>
+      <w:r>
+        <w:rPr>
+          <w:lang w:val="en-US"/>
+        </w:rPr>
+        <w:drawing>
+          <wp:inline distT="0" distB="0" distL="0" distR="0" wp14:anchorId="49D76D91" wp14:editId="24620569">
+            <wp:extent cx="5731510" cy="2369820"/>
+            <wp:effectExtent l="0" t="0" r="2540" b="0"/>
+            <wp:docPr id="293017434" name="Picture 1"/>
+            <wp:cNvGraphicFramePr>
+              <a:graphicFrameLocks xmlns:a="http://schemas.openxmlformats.org/drawingml/2006/main" noChangeAspect="1"/>
+            </wp:cNvGraphicFramePr>
+            <a:graphic xmlns:a="http://schemas.openxmlformats.org/drawingml/2006/main">
+              <a:graphicData uri="http://schemas.openxmlformats.org/drawingml/2006/picture">
+                <pic:pic xmlns:pic="http://schemas.openxmlformats.org/drawingml/2006/picture">
+                  <pic:nvPicPr>
+                    <pic:cNvPr id="293017434" name=""/>
+                    <pic:cNvPicPr/>
+                  </pic:nvPicPr>
+                  <pic:blipFill>
+                    <a:blip r:embed="rId13"/>
+                    <a:stretch>
+                      <a:fillRect/>
+                    </a:stretch>
+                  </pic:blipFill>
+                  <pic:spPr>
+                    <a:xfrm>
+                      <a:off x="0" y="0"/>
+                      <a:ext cx="5731510" cy="2369820"/>
+                    </a:xfrm>
+                    <a:prstGeom prst="rect">
+                      <a:avLst/>
+                    </a:prstGeom>
+                  </pic:spPr>
+                </pic:pic>
+              </a:graphicData>
+            </a:graphic>
+          </wp:inline>
+        </w:drawing>
+      </w:r>
+      <w:r>
+        <w:rPr>
+          <w:lang w:val="en-US"/>
+        </w:rPr>
+        <w:drawing>
+          <wp:inline distT="0" distB="0" distL="0" distR="0" wp14:anchorId="185CAA64" wp14:editId="08D6CD40">
+            <wp:extent cx="5105400" cy="2891514"/>
+            <wp:effectExtent l="0" t="0" r="0" b="4445"/>
+            <wp:docPr id="973933479" name="Picture 1"/>
+            <wp:cNvGraphicFramePr>
+              <a:graphicFrameLocks xmlns:a="http://schemas.openxmlformats.org/drawingml/2006/main" noChangeAspect="1"/>
+            </wp:cNvGraphicFramePr>
+            <a:graphic xmlns:a="http://schemas.openxmlformats.org/drawingml/2006/main">
+              <a:graphicData uri="http://schemas.openxmlformats.org/drawingml/2006/picture">
+                <pic:pic xmlns:pic="http://schemas.openxmlformats.org/drawingml/2006/picture">
+                  <pic:nvPicPr>
+                    <pic:cNvPr id="973933479" name=""/>
+                    <pic:cNvPicPr/>
+                  </pic:nvPicPr>
+                  <pic:blipFill>
+                    <a:blip r:embed="rId14"/>
+                    <a:stretch>
+                      <a:fillRect/>
+                    </a:stretch>
+                  </pic:blipFill>
+                  <pic:spPr>
+                    <a:xfrm>
+                      <a:off x="0" y="0"/>
+                      <a:ext cx="5131314" cy="2906191"/>
+                    </a:xfrm>
+                    <a:prstGeom prst="rect">
+                      <a:avLst/>
+                    </a:prstGeom>
+                  </pic:spPr>
+                </pic:pic>
+              </a:graphicData>
+            </a:graphic>
+          </wp:inline>
+        </w:drawing>
+      </w:r>
+    </w:p>
+    <w:p>
+      <w:pPr>
+        <w:rPr>
+          <w:lang w:val="en-US"/>
+        </w:rPr>
+      </w:pPr>
+      <w:r>
+        <w:rPr>
+          <w:lang w:val="en-US"/>
+        </w:rPr>
+        <w:lastRenderedPageBreak/>
+        <w:drawing>
+          <wp:inline distT="0" distB="0" distL="0" distR="0" wp14:anchorId="77EF065A" wp14:editId="2DF7F499">
+            <wp:extent cx="5731510" cy="3275965"/>
+            <wp:effectExtent l="0" t="0" r="2540" b="635"/>
+            <wp:docPr id="1369855402" name="Picture 1"/>
+            <wp:cNvGraphicFramePr>
+              <a:graphicFrameLocks xmlns:a="http://schemas.openxmlformats.org/drawingml/2006/main" noChangeAspect="1"/>
+            </wp:cNvGraphicFramePr>
+            <a:graphic xmlns:a="http://schemas.openxmlformats.org/drawingml/2006/main">
+              <a:graphicData uri="http://schemas.openxmlformats.org/drawingml/2006/picture">
+                <pic:pic xmlns:pic="http://schemas.openxmlformats.org/drawingml/2006/picture">
+                  <pic:nvPicPr>
+                    <pic:cNvPr id="1369855402" name=""/>
+                    <pic:cNvPicPr/>
+                  </pic:nvPicPr>
+                  <pic:blipFill>
+                    <a:blip r:embed="rId15"/>
+                    <a:stretch>
+                      <a:fillRect/>
+                    </a:stretch>
+                  </pic:blipFill>
+                  <pic:spPr>
+                    <a:xfrm>
+                      <a:off x="0" y="0"/>
+                      <a:ext cx="5731510" cy="3275965"/>
+                    </a:xfrm>
+                    <a:prstGeom prst="rect">
+                      <a:avLst/>
+                    </a:prstGeom>
+                  </pic:spPr>
+                </pic:pic>
+              </a:graphicData>
+            </a:graphic>
+          </wp:inline>
+        </w:drawing>
       </w:r>
     </w:p>
     <w:sectPr>
